--- a/Grupo 3/Fase 2/Evidencias Grupales/DAS (Documento Arquitectura Sistema).docx
+++ b/Grupo 3/Fase 2/Evidencias Grupales/DAS (Documento Arquitectura Sistema).docx
@@ -3266,7 +3266,7 @@
     </w:p>
     <w:sdt>
       <w:sdtPr>
-        <w:id w:val="682246872"/>
+        <w:id w:val="-1181918891"/>
         <w:docPartObj>
           <w:docPartGallery w:val="Table of Contents"/>
           <w:docPartUnique w:val="1"/>
@@ -15066,7 +15066,7 @@
             <wp:extent cx="6638925" cy="4789884"/>
             <wp:effectExtent b="0" l="0" r="0" t="0"/>
             <wp:wrapNone/>
-            <wp:docPr id="17" name="image4.png"/>
+            <wp:docPr id="16" name="image4.png"/>
             <a:graphic>
               <a:graphicData uri="http://schemas.openxmlformats.org/drawingml/2006/picture">
                 <pic:pic>
@@ -16541,20 +16541,20 @@
           <w:szCs w:val="24"/>
         </w:rPr>
         <w:drawing>
-          <wp:inline distB="114300" distT="114300" distL="114300" distR="114300">
-            <wp:extent cx="7475538" cy="4572000"/>
+          <wp:inline distB="19050" distT="19050" distL="19050" distR="19050">
+            <wp:extent cx="5740400" cy="4267200"/>
             <wp:effectExtent b="0" l="0" r="0" t="0"/>
-            <wp:docPr id="14" name="image3.png"/>
+            <wp:docPr descr="supabase-schema-lndssmwhvifnndambwpe.png" id="17" name="image2.png"/>
             <a:graphic>
               <a:graphicData uri="http://schemas.openxmlformats.org/drawingml/2006/picture">
                 <pic:pic>
                   <pic:nvPicPr>
-                    <pic:cNvPr id="0" name="image3.png"/>
+                    <pic:cNvPr descr="supabase-schema-lndssmwhvifnndambwpe.png" id="0" name="image2.png"/>
                     <pic:cNvPicPr preferRelativeResize="0"/>
                   </pic:nvPicPr>
                   <pic:blipFill>
                     <a:blip r:embed="rId9"/>
-                    <a:srcRect b="0" l="0" r="0" t="0"/>
+                    <a:srcRect b="3689" l="15713" r="22009" t="0"/>
                     <a:stretch>
                       <a:fillRect/>
                     </a:stretch>
@@ -16562,7 +16562,7 @@
                   <pic:spPr>
                     <a:xfrm>
                       <a:off x="0" y="0"/>
-                      <a:ext cx="7475538" cy="4572000"/>
+                      <a:ext cx="5740400" cy="4267200"/>
                     </a:xfrm>
                     <a:prstGeom prst="rect"/>
                     <a:ln/>
@@ -18380,6 +18380,353 @@
           </w:p>
         </w:tc>
       </w:tr>
+      <w:tr>
+        <w:trPr>
+          <w:cantSplit w:val="0"/>
+          <w:trHeight w:val="984.08935546875" w:hRule="atLeast"/>
+          <w:tblHeader w:val="0"/>
+        </w:trPr>
+        <w:tc>
+          <w:tcPr>
+            <w:tcBorders>
+              <w:top w:color="cccccc" w:space="0" w:sz="6" w:val="single"/>
+              <w:left w:color="000000" w:space="0" w:sz="6" w:val="single"/>
+              <w:bottom w:color="000000" w:space="0" w:sz="6" w:val="single"/>
+              <w:right w:color="000000" w:space="0" w:sz="6" w:val="single"/>
+            </w:tcBorders>
+            <w:tcMar>
+              <w:top w:w="100.0" w:type="dxa"/>
+              <w:left w:w="100.0" w:type="dxa"/>
+              <w:bottom w:w="100.0" w:type="dxa"/>
+              <w:right w:w="100.0" w:type="dxa"/>
+            </w:tcMar>
+            <w:vAlign w:val="center"/>
+          </w:tcPr>
+          <w:p>
+            <w:pPr>
+              <w:spacing w:line="276" w:lineRule="auto"/>
+              <w:rPr>
+                <w:rFonts w:ascii="Calibri" w:cs="Calibri" w:eastAsia="Calibri" w:hAnsi="Calibri"/>
+                <w:sz w:val="24"/>
+                <w:szCs w:val="24"/>
+              </w:rPr>
+            </w:pPr>
+            <w:r>
+              <w:rPr>
+                <w:rFonts w:ascii="Calibri" w:cs="Calibri" w:eastAsia="Calibri" w:hAnsi="Calibri"/>
+                <w:sz w:val="24"/>
+                <w:szCs w:val="24"/>
+                <w:rtl w:val="0"/>
+              </w:rPr>
+              <w:t xml:space="preserve">TB-015</w:t>
+            </w:r>
+          </w:p>
+        </w:tc>
+        <w:tc>
+          <w:tcPr>
+            <w:tcBorders>
+              <w:top w:color="cccccc" w:space="0" w:sz="6" w:val="single"/>
+              <w:left w:color="cccccc" w:space="0" w:sz="6" w:val="single"/>
+              <w:bottom w:color="000000" w:space="0" w:sz="6" w:val="single"/>
+              <w:right w:color="000000" w:space="0" w:sz="6" w:val="single"/>
+            </w:tcBorders>
+            <w:tcMar>
+              <w:top w:w="100.0" w:type="dxa"/>
+              <w:left w:w="100.0" w:type="dxa"/>
+              <w:bottom w:w="100.0" w:type="dxa"/>
+              <w:right w:w="100.0" w:type="dxa"/>
+            </w:tcMar>
+            <w:vAlign w:val="center"/>
+          </w:tcPr>
+          <w:p>
+            <w:pPr>
+              <w:spacing w:line="276" w:lineRule="auto"/>
+              <w:rPr>
+                <w:rFonts w:ascii="Calibri" w:cs="Calibri" w:eastAsia="Calibri" w:hAnsi="Calibri"/>
+                <w:sz w:val="24"/>
+                <w:szCs w:val="24"/>
+              </w:rPr>
+            </w:pPr>
+            <w:r>
+              <w:rPr>
+                <w:rFonts w:ascii="Calibri" w:cs="Calibri" w:eastAsia="Calibri" w:hAnsi="Calibri"/>
+                <w:sz w:val="24"/>
+                <w:szCs w:val="24"/>
+                <w:rtl w:val="0"/>
+              </w:rPr>
+              <w:t xml:space="preserve">generos</w:t>
+            </w:r>
+          </w:p>
+        </w:tc>
+        <w:tc>
+          <w:tcPr>
+            <w:tcBorders>
+              <w:top w:color="cccccc" w:space="0" w:sz="6" w:val="single"/>
+              <w:left w:color="cccccc" w:space="0" w:sz="6" w:val="single"/>
+              <w:bottom w:color="000000" w:space="0" w:sz="6" w:val="single"/>
+              <w:right w:color="000000" w:space="0" w:sz="6" w:val="single"/>
+            </w:tcBorders>
+            <w:tcMar>
+              <w:top w:w="100.0" w:type="dxa"/>
+              <w:left w:w="100.0" w:type="dxa"/>
+              <w:bottom w:w="100.0" w:type="dxa"/>
+              <w:right w:w="100.0" w:type="dxa"/>
+            </w:tcMar>
+            <w:vAlign w:val="center"/>
+          </w:tcPr>
+          <w:p>
+            <w:pPr>
+              <w:spacing w:line="276" w:lineRule="auto"/>
+              <w:rPr>
+                <w:rFonts w:ascii="Calibri" w:cs="Calibri" w:eastAsia="Calibri" w:hAnsi="Calibri"/>
+                <w:sz w:val="24"/>
+                <w:szCs w:val="24"/>
+              </w:rPr>
+            </w:pPr>
+            <w:r>
+              <w:rPr>
+                <w:rFonts w:ascii="Calibri" w:cs="Calibri" w:eastAsia="Calibri" w:hAnsi="Calibri"/>
+                <w:sz w:val="24"/>
+                <w:szCs w:val="24"/>
+                <w:rtl w:val="0"/>
+              </w:rPr>
+              <w:t xml:space="preserve">Almacena los géneros utilizados para clasificar los productos dentro del catálogo. </w:t>
+            </w:r>
+          </w:p>
+        </w:tc>
+      </w:tr>
+      <w:tr>
+        <w:trPr>
+          <w:cantSplit w:val="0"/>
+          <w:trHeight w:val="984.08935546875" w:hRule="atLeast"/>
+          <w:tblHeader w:val="0"/>
+        </w:trPr>
+        <w:tc>
+          <w:tcPr>
+            <w:tcBorders>
+              <w:top w:color="cccccc" w:space="0" w:sz="6" w:val="single"/>
+              <w:left w:color="000000" w:space="0" w:sz="6" w:val="single"/>
+              <w:bottom w:color="000000" w:space="0" w:sz="6" w:val="single"/>
+              <w:right w:color="000000" w:space="0" w:sz="6" w:val="single"/>
+            </w:tcBorders>
+            <w:tcMar>
+              <w:top w:w="100.0" w:type="dxa"/>
+              <w:left w:w="100.0" w:type="dxa"/>
+              <w:bottom w:w="100.0" w:type="dxa"/>
+              <w:right w:w="100.0" w:type="dxa"/>
+            </w:tcMar>
+            <w:vAlign w:val="center"/>
+          </w:tcPr>
+          <w:p>
+            <w:pPr>
+              <w:spacing w:line="276" w:lineRule="auto"/>
+              <w:rPr>
+                <w:rFonts w:ascii="Calibri" w:cs="Calibri" w:eastAsia="Calibri" w:hAnsi="Calibri"/>
+                <w:sz w:val="24"/>
+                <w:szCs w:val="24"/>
+              </w:rPr>
+            </w:pPr>
+            <w:r>
+              <w:rPr>
+                <w:rFonts w:ascii="Calibri" w:cs="Calibri" w:eastAsia="Calibri" w:hAnsi="Calibri"/>
+                <w:sz w:val="24"/>
+                <w:szCs w:val="24"/>
+                <w:rtl w:val="0"/>
+              </w:rPr>
+              <w:t xml:space="preserve">TB-016</w:t>
+            </w:r>
+          </w:p>
+        </w:tc>
+        <w:tc>
+          <w:tcPr>
+            <w:tcBorders>
+              <w:top w:color="cccccc" w:space="0" w:sz="6" w:val="single"/>
+              <w:left w:color="cccccc" w:space="0" w:sz="6" w:val="single"/>
+              <w:bottom w:color="000000" w:space="0" w:sz="6" w:val="single"/>
+              <w:right w:color="000000" w:space="0" w:sz="6" w:val="single"/>
+            </w:tcBorders>
+            <w:tcMar>
+              <w:top w:w="100.0" w:type="dxa"/>
+              <w:left w:w="100.0" w:type="dxa"/>
+              <w:bottom w:w="100.0" w:type="dxa"/>
+              <w:right w:w="100.0" w:type="dxa"/>
+            </w:tcMar>
+            <w:vAlign w:val="center"/>
+          </w:tcPr>
+          <w:p>
+            <w:pPr>
+              <w:spacing w:line="276" w:lineRule="auto"/>
+              <w:rPr>
+                <w:rFonts w:ascii="Calibri" w:cs="Calibri" w:eastAsia="Calibri" w:hAnsi="Calibri"/>
+                <w:sz w:val="24"/>
+                <w:szCs w:val="24"/>
+              </w:rPr>
+            </w:pPr>
+            <w:r>
+              <w:rPr>
+                <w:rFonts w:ascii="Calibri" w:cs="Calibri" w:eastAsia="Calibri" w:hAnsi="Calibri"/>
+                <w:sz w:val="24"/>
+                <w:szCs w:val="24"/>
+                <w:rtl w:val="0"/>
+              </w:rPr>
+              <w:t xml:space="preserve">comprobantes</w:t>
+            </w:r>
+          </w:p>
+        </w:tc>
+        <w:tc>
+          <w:tcPr>
+            <w:tcBorders>
+              <w:top w:color="cccccc" w:space="0" w:sz="6" w:val="single"/>
+              <w:left w:color="cccccc" w:space="0" w:sz="6" w:val="single"/>
+              <w:bottom w:color="000000" w:space="0" w:sz="6" w:val="single"/>
+              <w:right w:color="000000" w:space="0" w:sz="6" w:val="single"/>
+            </w:tcBorders>
+            <w:tcMar>
+              <w:top w:w="100.0" w:type="dxa"/>
+              <w:left w:w="100.0" w:type="dxa"/>
+              <w:bottom w:w="100.0" w:type="dxa"/>
+              <w:right w:w="100.0" w:type="dxa"/>
+            </w:tcMar>
+            <w:vAlign w:val="center"/>
+          </w:tcPr>
+          <w:p>
+            <w:pPr>
+              <w:widowControl w:val="1"/>
+              <w:spacing w:after="200" w:line="276" w:lineRule="auto"/>
+              <w:rPr>
+                <w:rFonts w:ascii="Calibri" w:cs="Calibri" w:eastAsia="Calibri" w:hAnsi="Calibri"/>
+                <w:sz w:val="24"/>
+                <w:szCs w:val="24"/>
+              </w:rPr>
+            </w:pPr>
+            <w:r>
+              <w:rPr>
+                <w:rFonts w:ascii="Calibri" w:cs="Calibri" w:eastAsia="Calibri" w:hAnsi="Calibri"/>
+                <w:sz w:val="24"/>
+                <w:szCs w:val="24"/>
+                <w:rtl w:val="0"/>
+              </w:rPr>
+              <w:t xml:space="preserve">Almacena la información de los comprobantes de compra generados para los pedidos, incluyendo datos de emisión, estado del documento, PDF y seguimiento de envío por correo. </w:t>
+            </w:r>
+          </w:p>
+        </w:tc>
+      </w:tr>
+      <w:tr>
+        <w:trPr>
+          <w:cantSplit w:val="0"/>
+          <w:trHeight w:val="984.08935546875" w:hRule="atLeast"/>
+          <w:tblHeader w:val="0"/>
+        </w:trPr>
+        <w:tc>
+          <w:tcPr>
+            <w:tcBorders>
+              <w:top w:color="cccccc" w:space="0" w:sz="6" w:val="single"/>
+              <w:left w:color="000000" w:space="0" w:sz="6" w:val="single"/>
+              <w:bottom w:color="000000" w:space="0" w:sz="6" w:val="single"/>
+              <w:right w:color="000000" w:space="0" w:sz="6" w:val="single"/>
+            </w:tcBorders>
+            <w:tcMar>
+              <w:top w:w="100.0" w:type="dxa"/>
+              <w:left w:w="100.0" w:type="dxa"/>
+              <w:bottom w:w="100.0" w:type="dxa"/>
+              <w:right w:w="100.0" w:type="dxa"/>
+            </w:tcMar>
+            <w:vAlign w:val="center"/>
+          </w:tcPr>
+          <w:p>
+            <w:pPr>
+              <w:spacing w:line="276" w:lineRule="auto"/>
+              <w:rPr>
+                <w:rFonts w:ascii="Calibri" w:cs="Calibri" w:eastAsia="Calibri" w:hAnsi="Calibri"/>
+                <w:sz w:val="24"/>
+                <w:szCs w:val="24"/>
+              </w:rPr>
+            </w:pPr>
+            <w:r>
+              <w:rPr>
+                <w:rFonts w:ascii="Calibri" w:cs="Calibri" w:eastAsia="Calibri" w:hAnsi="Calibri"/>
+                <w:sz w:val="24"/>
+                <w:szCs w:val="24"/>
+                <w:rtl w:val="0"/>
+              </w:rPr>
+              <w:t xml:space="preserve">TB-017</w:t>
+            </w:r>
+          </w:p>
+        </w:tc>
+        <w:tc>
+          <w:tcPr>
+            <w:tcBorders>
+              <w:top w:color="cccccc" w:space="0" w:sz="6" w:val="single"/>
+              <w:left w:color="cccccc" w:space="0" w:sz="6" w:val="single"/>
+              <w:bottom w:color="000000" w:space="0" w:sz="6" w:val="single"/>
+              <w:right w:color="000000" w:space="0" w:sz="6" w:val="single"/>
+            </w:tcBorders>
+            <w:tcMar>
+              <w:top w:w="100.0" w:type="dxa"/>
+              <w:left w:w="100.0" w:type="dxa"/>
+              <w:bottom w:w="100.0" w:type="dxa"/>
+              <w:right w:w="100.0" w:type="dxa"/>
+            </w:tcMar>
+            <w:vAlign w:val="center"/>
+          </w:tcPr>
+          <w:p>
+            <w:pPr>
+              <w:spacing w:line="276" w:lineRule="auto"/>
+              <w:rPr>
+                <w:rFonts w:ascii="Calibri" w:cs="Calibri" w:eastAsia="Calibri" w:hAnsi="Calibri"/>
+                <w:sz w:val="24"/>
+                <w:szCs w:val="24"/>
+              </w:rPr>
+            </w:pPr>
+            <w:r>
+              <w:rPr>
+                <w:rFonts w:ascii="Calibri" w:cs="Calibri" w:eastAsia="Calibri" w:hAnsi="Calibri"/>
+                <w:sz w:val="24"/>
+                <w:szCs w:val="24"/>
+                <w:rtl w:val="0"/>
+              </w:rPr>
+              <w:t xml:space="preserve">comprobante_tareas</w:t>
+            </w:r>
+          </w:p>
+        </w:tc>
+        <w:tc>
+          <w:tcPr>
+            <w:tcBorders>
+              <w:top w:color="cccccc" w:space="0" w:sz="6" w:val="single"/>
+              <w:left w:color="cccccc" w:space="0" w:sz="6" w:val="single"/>
+              <w:bottom w:color="000000" w:space="0" w:sz="6" w:val="single"/>
+              <w:right w:color="000000" w:space="0" w:sz="6" w:val="single"/>
+            </w:tcBorders>
+            <w:tcMar>
+              <w:top w:w="100.0" w:type="dxa"/>
+              <w:left w:w="100.0" w:type="dxa"/>
+              <w:bottom w:w="100.0" w:type="dxa"/>
+              <w:right w:w="100.0" w:type="dxa"/>
+            </w:tcMar>
+            <w:vAlign w:val="center"/>
+          </w:tcPr>
+          <w:p>
+            <w:pPr>
+              <w:widowControl w:val="1"/>
+              <w:spacing w:after="200" w:line="276" w:lineRule="auto"/>
+              <w:rPr>
+                <w:rFonts w:ascii="Calibri" w:cs="Calibri" w:eastAsia="Calibri" w:hAnsi="Calibri"/>
+                <w:sz w:val="24"/>
+                <w:szCs w:val="24"/>
+              </w:rPr>
+            </w:pPr>
+            <w:r>
+              <w:rPr>
+                <w:rFonts w:ascii="Calibri" w:cs="Calibri" w:eastAsia="Calibri" w:hAnsi="Calibri"/>
+                <w:sz w:val="24"/>
+                <w:szCs w:val="24"/>
+                <w:rtl w:val="0"/>
+              </w:rPr>
+              <w:t xml:space="preserve">Registra y gestiona el encolamiento y estado de las tareas asíncronas asociadas a los comprobantes (generación de PDF y envío de correos). </w:t>
+            </w:r>
+          </w:p>
+        </w:tc>
+      </w:tr>
     </w:tbl>
     <w:p>
       <w:pPr>
@@ -18686,7 +19033,7 @@
             <wp:extent cx="7029450" cy="3934830"/>
             <wp:effectExtent b="0" l="0" r="0" t="0"/>
             <wp:wrapNone/>
-            <wp:docPr id="15" name="image6.png"/>
+            <wp:docPr id="14" name="image6.png"/>
             <a:graphic>
               <a:graphicData uri="http://schemas.openxmlformats.org/drawingml/2006/picture">
                 <pic:pic>
@@ -19620,12 +19967,12 @@
             <wp:extent cx="5183188" cy="6153150"/>
             <wp:effectExtent b="0" l="0" r="0" t="0"/>
             <wp:wrapNone/>
-            <wp:docPr id="19" name="image2.png"/>
+            <wp:docPr id="19" name="image1.png"/>
             <a:graphic>
               <a:graphicData uri="http://schemas.openxmlformats.org/drawingml/2006/picture">
                 <pic:pic>
                   <pic:nvPicPr>
-                    <pic:cNvPr id="0" name="image2.png"/>
+                    <pic:cNvPr id="0" name="image1.png"/>
                     <pic:cNvPicPr preferRelativeResize="0"/>
                   </pic:nvPicPr>
                   <pic:blipFill>
@@ -20615,12 +20962,12 @@
           <wp:extent cx="1668780" cy="414655"/>
           <wp:effectExtent b="0" l="0" r="0" t="0"/>
           <wp:wrapSquare wrapText="bothSides" distB="0" distT="0" distL="114300" distR="114300"/>
-          <wp:docPr id="16" name="image1.png"/>
+          <wp:docPr id="15" name="image3.png"/>
           <a:graphic>
             <a:graphicData uri="http://schemas.openxmlformats.org/drawingml/2006/picture">
               <pic:pic>
                 <pic:nvPicPr>
-                  <pic:cNvPr id="0" name="image1.png"/>
+                  <pic:cNvPr id="0" name="image3.png"/>
                   <pic:cNvPicPr preferRelativeResize="0"/>
                 </pic:nvPicPr>
                 <pic:blipFill>
